--- a/alert-platform/docs/03-asutp-isolated-flow-model.docx
+++ b/alert-platform/docs/03-asutp-isolated-flow-model.docx
@@ -115,7 +115,7 @@
                 <w:color w:val="1F2937"/>
                 <w:sz w:val="19"/>
               </w:rPr>
-              <w:t>Архитектурно-техническая документация</w:t>
+              <w:t>Готово к рассмотрению и согласованию</w:t>
             </w:r>
           </w:p>
         </w:tc>
@@ -140,7 +140,7 @@
                 <w:color w:val="667085"/>
                 <w:sz w:val="18"/>
               </w:rPr>
-              <w:t>Основание</w:t>
+              <w:t>Назначение</w:t>
             </w:r>
           </w:p>
         </w:tc>
@@ -162,7 +162,7 @@
                 <w:color w:val="1F2937"/>
                 <w:sz w:val="19"/>
               </w:rPr>
-              <w:t>Фактическая реализация репозитория и целевые требования production-контура</w:t>
+              <w:t>Описание текущего состояния, целевой модели и условий промышленной эксплуатации</w:t>
             </w:r>
           </w:p>
         </w:tc>
@@ -210,53 +210,6 @@
                 <w:sz w:val="19"/>
               </w:rPr>
               <w:t>1.0 • 10 августа 2026 г.</w:t>
-            </w:r>
-          </w:p>
-        </w:tc>
-      </w:tr>
-      <w:tr>
-        <w:tc>
-          <w:tcPr>
-            <w:tcW w:type="dxa" w:w="2300"/>
-            <w:shd w:fill="F2F4F7"/>
-            <w:tcMar>
-              <w:top w:w="80" w:type="dxa"/>
-              <w:start w:w="120" w:type="dxa"/>
-              <w:bottom w:w="80" w:type="dxa"/>
-              <w:end w:w="120" w:type="dxa"/>
-            </w:tcMar>
-          </w:tcPr>
-          <w:p>
-            <w:r/>
-            <w:r>
-              <w:rPr>
-                <w:rFonts w:ascii="Calibri" w:hAnsi="Calibri" w:eastAsia="Calibri"/>
-                <w:color w:val="667085"/>
-                <w:sz w:val="18"/>
-              </w:rPr>
-              <w:t>Исходный файл</w:t>
-            </w:r>
-          </w:p>
-        </w:tc>
-        <w:tc>
-          <w:tcPr>
-            <w:tcW w:type="dxa" w:w="7060"/>
-            <w:tcMar>
-              <w:top w:w="80" w:type="dxa"/>
-              <w:start w:w="120" w:type="dxa"/>
-              <w:bottom w:w="80" w:type="dxa"/>
-              <w:end w:w="120" w:type="dxa"/>
-            </w:tcMar>
-          </w:tcPr>
-          <w:p>
-            <w:r/>
-            <w:r>
-              <w:rPr>
-                <w:rFonts w:ascii="Calibri" w:hAnsi="Calibri" w:eastAsia="Calibri"/>
-                <w:color w:val="1F2937"/>
-                <w:sz w:val="19"/>
-              </w:rPr>
-              <w:t>03-asutp-isolated-flow-model.md</w:t>
             </w:r>
           </w:p>
         </w:tc>
@@ -646,147 +599,7 @@
           <w:rFonts w:ascii="Calibri" w:hAnsi="Calibri" w:eastAsia="Calibri"/>
           <w:color w:val="1F2937"/>
         </w:rPr>
-        <w:t xml:space="preserve"> </w:t>
-      </w:r>
-      <w:r>
-        <w:rPr>
-          <w:rFonts w:ascii="Liberation Mono" w:hAnsi="Liberation Mono" w:eastAsia="Liberation Mono"/>
-          <w:color w:val="1F2937"/>
-        </w:rPr>
-        <w:t>ALERT-PLATFORM-SPEC.md</w:t>
-      </w:r>
-      <w:r>
-        <w:rPr>
-          <w:rFonts w:ascii="Calibri" w:hAnsi="Calibri" w:eastAsia="Calibri"/>
-          <w:color w:val="1F2937"/>
-        </w:rPr>
-        <w:t xml:space="preserve">, </w:t>
-      </w:r>
-      <w:r>
-        <w:rPr>
-          <w:rFonts w:ascii="Liberation Mono" w:hAnsi="Liberation Mono" w:eastAsia="Liberation Mono"/>
-          <w:color w:val="1F2937"/>
-        </w:rPr>
-        <w:t>ARCHITECTURE.md</w:t>
-      </w:r>
-      <w:r>
-        <w:rPr>
-          <w:rFonts w:ascii="Calibri" w:hAnsi="Calibri" w:eastAsia="Calibri"/>
-          <w:color w:val="1F2937"/>
-        </w:rPr>
-        <w:t xml:space="preserve">, </w:t>
-      </w:r>
-      <w:r>
-        <w:rPr>
-          <w:rFonts w:ascii="Liberation Mono" w:hAnsi="Liberation Mono" w:eastAsia="Liberation Mono"/>
-          <w:color w:val="1F2937"/>
-        </w:rPr>
-        <w:t>SECURITY.md</w:t>
-      </w:r>
-      <w:r>
-        <w:rPr>
-          <w:rFonts w:ascii="Calibri" w:hAnsi="Calibri" w:eastAsia="Calibri"/>
-          <w:color w:val="1F2937"/>
-        </w:rPr>
-        <w:t xml:space="preserve">, </w:t>
-      </w:r>
-      <w:r>
-        <w:rPr>
-          <w:rFonts w:ascii="Liberation Mono" w:hAnsi="Liberation Mono" w:eastAsia="Liberation Mono"/>
-          <w:color w:val="1F2937"/>
-        </w:rPr>
-        <w:t>INFRASTRUCTURE.md</w:t>
-      </w:r>
-      <w:r>
-        <w:rPr>
-          <w:rFonts w:ascii="Calibri" w:hAnsi="Calibri" w:eastAsia="Calibri"/>
-          <w:color w:val="1F2937"/>
-        </w:rPr>
-        <w:t xml:space="preserve">, фактический </w:t>
-      </w:r>
-      <w:r>
-        <w:rPr>
-          <w:rFonts w:ascii="Liberation Mono" w:hAnsi="Liberation Mono" w:eastAsia="Liberation Mono"/>
-          <w:color w:val="1F2937"/>
-        </w:rPr>
-        <w:t>docker-compose.yml</w:t>
-      </w:r>
-      <w:r>
-        <w:rPr>
-          <w:rFonts w:ascii="Calibri" w:hAnsi="Calibri" w:eastAsia="Calibri"/>
-          <w:color w:val="1F2937"/>
-        </w:rPr>
-        <w:t xml:space="preserve">, конфигурации </w:t>
-      </w:r>
-      <w:r>
-        <w:rPr>
-          <w:rFonts w:ascii="Liberation Mono" w:hAnsi="Liberation Mono" w:eastAsia="Liberation Mono"/>
-          <w:color w:val="1F2937"/>
-        </w:rPr>
-        <w:t>connectors/*.yaml</w:t>
-      </w:r>
-      <w:r>
-        <w:rPr>
-          <w:rFonts w:ascii="Calibri" w:hAnsi="Calibri" w:eastAsia="Calibri"/>
-          <w:color w:val="1F2937"/>
-        </w:rPr>
-        <w:t xml:space="preserve">, синтетическая модель </w:t>
-      </w:r>
-      <w:r>
-        <w:rPr>
-          <w:rFonts w:ascii="Liberation Mono" w:hAnsi="Liberation Mono" w:eastAsia="Liberation Mono"/>
-          <w:color w:val="1F2937"/>
-        </w:rPr>
-        <w:t>datagen/inventory.yaml</w:t>
-      </w:r>
-      <w:r>
-        <w:rPr>
-          <w:rFonts w:ascii="Calibri" w:hAnsi="Calibri" w:eastAsia="Calibri"/>
-          <w:color w:val="1F2937"/>
-        </w:rPr>
-        <w:t xml:space="preserve">, сценарии </w:t>
-      </w:r>
-      <w:r>
-        <w:rPr>
-          <w:rFonts w:ascii="Liberation Mono" w:hAnsi="Liberation Mono" w:eastAsia="Liberation Mono"/>
-          <w:color w:val="1F2937"/>
-        </w:rPr>
-        <w:t>p0_rig_power_loss</w:t>
-      </w:r>
-      <w:r>
-        <w:rPr>
-          <w:rFonts w:ascii="Calibri" w:hAnsi="Calibri" w:eastAsia="Calibri"/>
-          <w:color w:val="1F2937"/>
-        </w:rPr>
-        <w:t xml:space="preserve">, </w:t>
-      </w:r>
-      <w:r>
-        <w:rPr>
-          <w:rFonts w:ascii="Liberation Mono" w:hAnsi="Liberation Mono" w:eastAsia="Liberation Mono"/>
-          <w:color w:val="1F2937"/>
-        </w:rPr>
-        <w:t>p1_switch_cascade</w:t>
-      </w:r>
-      <w:r>
-        <w:rPr>
-          <w:rFonts w:ascii="Calibri" w:hAnsi="Calibri" w:eastAsia="Calibri"/>
-          <w:color w:val="1F2937"/>
-        </w:rPr>
-        <w:t xml:space="preserve">, </w:t>
-      </w:r>
-      <w:r>
-        <w:rPr>
-          <w:rFonts w:ascii="Liberation Mono" w:hAnsi="Liberation Mono" w:eastAsia="Liberation Mono"/>
-          <w:color w:val="1F2937"/>
-        </w:rPr>
-        <w:t>site_outage_ambiguous</w:t>
-      </w:r>
-      <w:r>
-        <w:rPr>
-          <w:rFonts w:ascii="Calibri" w:hAnsi="Calibri" w:eastAsia="Calibri"/>
-          <w:color w:val="1F2937"/>
-        </w:rPr>
-        <w:t>, код Go gateway/pipeline/planner и Python-адаптер TrueConf.</w:t>
+        <w:t xml:space="preserve"> требования к продукту, фактическая конфигурация стенда, модель подключаемых источников, тестовые сценарии технологических отказов, поведение Go gateway/pipeline/planner и Python-адаптера TrueConf.</w:t>
       </w:r>
     </w:p>
     <w:p>
@@ -955,7 +768,7 @@
                 <w:color w:val="1F2937"/>
                 <w:sz w:val="17"/>
               </w:rPr>
-              <w:t>Подтверждено репозиторием, конфигурацией текущего стенда или приведёнными в проекте результатами испытаний.</w:t>
+              <w:t>Подтверждено конфигурацией текущего стенда, поведением системы или результатами проведённых испытаний.</w:t>
             </w:r>
           </w:p>
         </w:tc>
@@ -1099,21 +912,7 @@
           <w:rFonts w:ascii="Calibri" w:hAnsi="Calibri" w:eastAsia="Calibri"/>
           <w:color w:val="1F2937"/>
         </w:rPr>
-        <w:t xml:space="preserve"> Текущий </w:t>
-      </w:r>
-      <w:r>
-        <w:rPr>
-          <w:rFonts w:ascii="Liberation Mono" w:hAnsi="Liberation Mono" w:eastAsia="Liberation Mono"/>
-          <w:color w:val="1F2937"/>
-        </w:rPr>
-        <w:t>docker-compose.yml</w:t>
-      </w:r>
-      <w:r>
-        <w:rPr>
-          <w:rFonts w:ascii="Calibri" w:hAnsi="Calibri" w:eastAsia="Calibri"/>
-          <w:color w:val="1F2937"/>
-        </w:rPr>
-        <w:t xml:space="preserve"> описывает демонстрационный стенд на одном хосте и общей Docker bridge-сети, за отдельными исключениями. Это не реализация физически изолированного контура АСУ ТП и не доказательство соответствия требованиям IEC 62443, ФСТЭК России или отраслевым нормативам.</w:t>
+        <w:t xml:space="preserve"> Текущая контейнерная конфигурация описывает демонстрационный стенд на одном хосте и общей Docker bridge-сети, за отдельными исключениями. Это не реализация физически изолированного контура АСУ ТП и не доказательство соответствия требованиям IEC 62443, ФСТЭК России или отраслевым нормативам.</w:t>
       </w:r>
     </w:p>
     <w:p>
@@ -2534,8 +2333,8 @@
       <w:r>
         <w:drawing>
           <wp:inline xmlns:a="http://schemas.openxmlformats.org/drawingml/2006/main" xmlns:pic="http://schemas.openxmlformats.org/drawingml/2006/picture">
-            <wp:extent cx="3540674" cy="5943600"/>
-            <wp:docPr id="1" name="Picture 1" title="Архитектурная схема 1" descr="Схема, автоматически построенная по проверенному Markdown-описанию"/>
+            <wp:extent cx="3451585" cy="5943600"/>
+            <wp:docPr id="1" name="Picture 1" title="Архитектурная схема 1" descr="Архитектурная схема компонентов и потоков платформы"/>
             <wp:cNvGraphicFramePr>
               <a:graphicFrameLocks noChangeAspect="1"/>
             </wp:cNvGraphicFramePr>
@@ -2555,7 +2354,7 @@
                   <pic:spPr>
                     <a:xfrm>
                       <a:off x="0" y="0"/>
-                      <a:ext cx="3540674" cy="5943600"/>
+                      <a:ext cx="3451585" cy="5943600"/>
                     </a:xfrm>
                     <a:prstGeom prst="rect"/>
                   </pic:spPr>
@@ -2640,8 +2439,8 @@
       <w:r>
         <w:drawing>
           <wp:inline xmlns:a="http://schemas.openxmlformats.org/drawingml/2006/main" xmlns:pic="http://schemas.openxmlformats.org/drawingml/2006/picture">
-            <wp:extent cx="3877643" cy="5943600"/>
-            <wp:docPr id="2" name="Picture 2" title="Архитектурная схема 2" descr="Схема, автоматически построенная по проверенному Markdown-описанию"/>
+            <wp:extent cx="3869344" cy="5943600"/>
+            <wp:docPr id="2" name="Picture 2" title="Архитектурная схема 2" descr="Архитектурная схема компонентов и потоков платформы"/>
             <wp:cNvGraphicFramePr>
               <a:graphicFrameLocks noChangeAspect="1"/>
             </wp:cNvGraphicFramePr>
@@ -2661,7 +2460,7 @@
                   <pic:spPr>
                     <a:xfrm>
                       <a:off x="0" y="0"/>
-                      <a:ext cx="3877643" cy="5943600"/>
+                      <a:ext cx="3869344" cy="5943600"/>
                     </a:xfrm>
                     <a:prstGeom prst="rect"/>
                   </pic:spPr>
@@ -7143,7 +6942,7 @@
                 <w:color w:val="1F2937"/>
                 <w:sz w:val="14"/>
               </w:rPr>
-              <w:t>update staging IDMZ → внутренний репозиторий OT</w:t>
+              <w:t>update staging IDMZ → внутреннее хранилище обновлений OT</w:t>
             </w:r>
           </w:p>
         </w:tc>
@@ -7330,21 +7129,7 @@
           <w:rFonts w:ascii="Calibri" w:hAnsi="Calibri" w:eastAsia="Calibri"/>
           <w:color w:val="1F2937"/>
         </w:rPr>
-        <w:t xml:space="preserve"> L4/TrueConf/admin → OT collector; IDMZ → PLC/HMI/SCADA; прямой OT → PostgreSQL/Ollama/TrueConf; прямой интернет → любой компонент платформы кроме отдельно опубликованного защищённого reverse proxy; исходящий интернет из OT; общий LDAP/AD trust, позволяющий корпоративному администратору автоматически администрировать ПЛК; прямой доступ пользователя к DB/Redpanda/ClickHouse/MinIO; OT source → </w:t>
-      </w:r>
-      <w:r>
-        <w:rPr>
-          <w:rFonts w:ascii="Liberation Mono" w:hAnsi="Liberation Mono" w:eastAsia="Liberation Mono"/>
-          <w:color w:val="1F2937"/>
-        </w:rPr>
-        <w:t>docker-compose</w:t>
-      </w:r>
-      <w:r>
-        <w:rPr>
-          <w:rFonts w:ascii="Calibri" w:hAnsi="Calibri" w:eastAsia="Calibri"/>
-          <w:color w:val="1F2937"/>
-        </w:rPr>
-        <w:t xml:space="preserve"> host-port 8081 без IDMZ.</w:t>
+        <w:t xml:space="preserve"> L4/TrueConf/admin → OT collector; IDMZ → PLC/HMI/SCADA; прямой OT → PostgreSQL/Ollama/TrueConf; прямой интернет → любой компонент платформы кроме отдельно опубликованного защищённого reverse proxy; исходящий интернет из OT; общий LDAP/AD trust, позволяющий корпоративному администратору автоматически администрировать ПЛК; прямой доступ пользователя к DB/Redpanda/ClickHouse/MinIO; OT source → открытый порт gateway без IDMZ.</w:t>
       </w:r>
     </w:p>
     <w:p>
@@ -10555,7 +10340,7 @@
           <w:rFonts w:ascii="Calibri" w:hAnsi="Calibri" w:eastAsia="Calibri"/>
           <w:color w:val="1F2937"/>
         </w:rPr>
-        <w:t xml:space="preserve"> OT не загружает зависимости и обновления из интернета. Цепочка: внешняя зона → quarantine → проверка → подписанный внутренний репозиторий → staging IDMZ → контролируемый перенос в OT.</w:t>
+        <w:t xml:space="preserve"> OT не загружает зависимости и обновления из интернета. Цепочка: внешняя зона → quarantine → проверка → подписанное внутреннее хранилище → staging IDMZ → контролируемый перенос в OT.</w:t>
       </w:r>
     </w:p>
     <w:p>
@@ -12334,7 +12119,7 @@
           <w:rFonts w:ascii="Calibri" w:hAnsi="Calibri" w:eastAsia="Calibri"/>
           <w:color w:val="1F2937"/>
         </w:rPr>
-        <w:t>Не изучены реальные схемы сети, ACL, firewall configuration и маршруты предприятия; репозиторий содержит только Compose-сеть стенда.</w:t>
+        <w:t>Не изучены реальные схемы сети, ACL, firewall configuration и маршруты предприятия; доступна только контейнерная сеть стенда.</w:t>
       </w:r>
     </w:p>
     <w:p>
@@ -12358,7 +12143,7 @@
           <w:rFonts w:ascii="Calibri" w:hAnsi="Calibri" w:eastAsia="Calibri"/>
           <w:color w:val="1F2937"/>
         </w:rPr>
-        <w:t>Не подтверждены фактические порты и TLS-профиль TrueConf Server; в коде default 4309 и возможен HTTP, целевой документ требует HTTPS.</w:t>
+        <w:t>Не подтверждены фактические порты и TLS-профиль TrueConf Server; текущая конфигурация допускает порт 4309 и HTTP, целевой документ требует HTTPS.</w:t>
       </w:r>
     </w:p>
     <w:p>
